--- a/samples/sample.docx
+++ b/samples/sample.docx
@@ -207,233 +207,6 @@
                 <pic:pic>
                   <pic:nvPicPr>
                     <pic:cNvPr id="0" name="logo.png"/>
-                    <pic:cNvPicPr/>
-                  </pic:nvPicPr>
-                  <pic:blipFill>
-                    <a:blip r:embed="rId9"/>
-                    <a:stretch>
-                      <a:fillRect/>
-                    </a:stretch>
-                  </pic:blipFill>
-                  <pic:spPr>
-                    <a:xfrm>
-                      <a:off x="0" y="0"/>
-                      <a:ext cx="2160000" cy="864000"/>
-                    </a:xfrm>
-                    <a:prstGeom prst="rect"/>
-                  </pic:spPr>
-                </pic:pic>
-              </a:graphicData>
-            </a:graphic>
-          </wp:inline>
-        </w:drawing>
-      </w:r>
-    </w:p>
-    <w:p>
-      <w:pPr>
-        <w:pStyle w:val="Heading1"/>
-      </w:pPr>
-      <w:r>
-        <w:t>Word 样本文档</w:t>
-      </w:r>
-    </w:p>
-    <w:p>
-      <w:r>
-        <w:rPr>
-          <w:b w:val="0"/>
-          <w:i w:val="0"/>
-        </w:rPr>
-        <w:t>这是由 office word write 生成的样本,包含下列元素。</w:t>
-      </w:r>
-    </w:p>
-    <w:p>
-      <w:pPr>
-        <w:pStyle w:val="Heading2"/>
-      </w:pPr>
-      <w:r>
-        <w:t>混合段落</w:t>
-      </w:r>
-    </w:p>
-    <w:p>
-      <w:r>
-        <w:rPr>
-          <w:b w:val="0"/>
-          <w:i w:val="0"/>
-        </w:rPr>
-        <w:t>普通文本+</w:t>
-      </w:r>
-      <w:r>
-        <w:rPr>
-          <w:b/>
-          <w:i w:val="0"/>
-        </w:rPr>
-        <w:t>加粗</w:t>
-      </w:r>
-      <w:r>
-        <w:rPr>
-          <w:b w:val="0"/>
-          <w:i w:val="0"/>
-        </w:rPr>
-        <w:t>与</w:t>
-      </w:r>
-      <w:r>
-        <w:rPr>
-          <w:b w:val="0"/>
-          <w:i w:val="0"/>
-          <w:color w:val="FF0000"/>
-        </w:rPr>
-        <w:t>红字</w:t>
-      </w:r>
-      <w:r>
-        <w:rPr>
-          <w:b w:val="0"/>
-          <w:i w:val="0"/>
-        </w:rPr>
-        <w:t>。</w:t>
-      </w:r>
-    </w:p>
-    <w:p>
-      <w:pPr>
-        <w:shd w:val="clear" w:color="auto" w:fill="F2F2F2"/>
-      </w:pPr>
-      <w:r>
-        <w:rPr>
-          <w:rFonts w:ascii="Consolas" w:hAnsi="Consolas" w:eastAsia="Consolas"/>
-          <w:b w:val="0"/>
-          <w:i w:val="0"/>
-          <w:sz w:val="18"/>
-        </w:rPr>
-        <w:t>def add(a, b):</w:t>
-        <w:br/>
-        <w:t xml:space="preserve">    return a + b</w:t>
-      </w:r>
-    </w:p>
-    <w:p>
-      <w:pPr>
-        <w:spacing w:after="120"/>
-        <w:ind w:left="567"/>
-      </w:pPr>
-      <w:r>
-        <w:rPr>
-          <w:b w:val="0"/>
-          <w:i/>
-        </w:rPr>
-        <w:t>引用样式段落。</w:t>
-      </w:r>
-    </w:p>
-    <w:p>
-      <w:pPr>
-        <w:pStyle w:val="Heading2"/>
-      </w:pPr>
-      <w:r>
-        <w:t>表格</w:t>
-      </w:r>
-    </w:p>
-    <w:tbl>
-      <w:tblPr>
-        <w:tblStyle w:val="TableGrid"/>
-        <w:tblW w:type="auto" w:w="0"/>
-        <w:tblLook w:firstColumn="1" w:firstRow="1" w:lastColumn="0" w:lastRow="0" w:noHBand="0" w:noVBand="1" w:val="04A0"/>
-      </w:tblPr>
-      <w:tblGrid>
-        <w:gridCol w:w="4320"/>
-        <w:gridCol w:w="4320"/>
-      </w:tblGrid>
-      <w:tr>
-        <w:tc>
-          <w:tcPr>
-            <w:tcW w:type="dxa" w:w="4320"/>
-          </w:tcPr>
-          <w:p>
-            <w:r>
-              <w:rPr>
-                <w:b/>
-              </w:rPr>
-              <w:t>姓名</w:t>
-            </w:r>
-          </w:p>
-        </w:tc>
-        <w:tc>
-          <w:tcPr>
-            <w:tcW w:type="dxa" w:w="4320"/>
-          </w:tcPr>
-          <w:p>
-            <w:r>
-              <w:rPr>
-                <w:b/>
-              </w:rPr>
-              <w:t>城市</w:t>
-            </w:r>
-          </w:p>
-        </w:tc>
-      </w:tr>
-      <w:tr>
-        <w:tc>
-          <w:tcPr>
-            <w:tcW w:type="dxa" w:w="4320"/>
-          </w:tcPr>
-          <w:p>
-            <w:r>
-              <w:t>张三</w:t>
-            </w:r>
-          </w:p>
-        </w:tc>
-        <w:tc>
-          <w:tcPr>
-            <w:tcW w:type="dxa" w:w="4320"/>
-          </w:tcPr>
-          <w:p>
-            <w:r>
-              <w:t>北京</w:t>
-            </w:r>
-          </w:p>
-        </w:tc>
-      </w:tr>
-      <w:tr>
-        <w:tc>
-          <w:tcPr>
-            <w:tcW w:type="dxa" w:w="4320"/>
-          </w:tcPr>
-          <w:p>
-            <w:r>
-              <w:t>李四</w:t>
-            </w:r>
-          </w:p>
-        </w:tc>
-        <w:tc>
-          <w:tcPr>
-            <w:tcW w:type="dxa" w:w="4320"/>
-          </w:tcPr>
-          <w:p>
-            <w:r>
-              <w:t>上海</w:t>
-            </w:r>
-          </w:p>
-        </w:tc>
-      </w:tr>
-    </w:tbl>
-    <w:p>
-      <w:pPr>
-        <w:pStyle w:val="Heading2"/>
-      </w:pPr>
-      <w:r>
-        <w:t>图片</w:t>
-      </w:r>
-    </w:p>
-    <w:p>
-      <w:r>
-        <w:drawing>
-          <wp:inline xmlns:a="http://schemas.openxmlformats.org/drawingml/2006/main" xmlns:pic="http://schemas.openxmlformats.org/drawingml/2006/picture">
-            <wp:extent cx="2160000" cy="864000"/>
-            <wp:docPr id="2" name="Picture 2"/>
-            <wp:cNvGraphicFramePr>
-              <a:graphicFrameLocks noChangeAspect="1"/>
-            </wp:cNvGraphicFramePr>
-            <a:graphic>
-              <a:graphicData uri="http://schemas.openxmlformats.org/drawingml/2006/picture">
-                <pic:pic>
-                  <pic:nvPicPr>
-                    <pic:cNvPr id="0" name="image.png"/>
                     <pic:cNvPicPr/>
                   </pic:nvPicPr>
                   <pic:blipFill>
